--- a/claude-training/Training Proposal.docx
+++ b/claude-training/Training Proposal.docx
@@ -15,7 +15,7 @@
         <w:pStyle w:val="Subtitle"/>
       </w:pPr>
       <w:r>
-        <w:t xml:space="preserve">A Proposal and Course Syllabus</w:t>
+        <w:t xml:space="preserve">A Proposal and Course Syllabus for Wu Consulting</w:t>
       </w:r>
     </w:p>
     <w:p>
@@ -23,7 +23,7 @@
         <w:pStyle w:val="Author"/>
       </w:pPr>
       <w:r>
-        <w:t xml:space="preserve">Wu Consulting</w:t>
+        <w:t xml:space="preserve">Brian Carter</w:t>
       </w:r>
     </w:p>
     <w:p>
